--- a/hw3_2452859_李佳雨.docx
+++ b/hw3_2452859_李佳雨.docx
@@ -7,6 +7,7 @@
         <w:spacing w:before="1600" w:after="400"/>
         <w:jc w:val="center"/>
         <w:rPr>
+          <w:rFonts w:hint="eastAsia"/>
           <w:b/>
           <w:sz w:val="44"/>
           <w:lang w:eastAsia="zh-CN"/>
@@ -399,22 +400,6 @@
           <w:lang w:eastAsia="zh-CN"/>
         </w:rPr>
         <w:t>横向对比。</w:t>
-      </w:r>
-    </w:p>
-    <w:p>
-      <w:pPr>
-        <w:spacing w:after="120" w:line="360" w:lineRule="auto"/>
-        <w:ind w:firstLine="480"/>
-        <w:rPr>
-          <w:rFonts w:hint="eastAsia"/>
-          <w:lang w:eastAsia="zh-CN"/>
-        </w:rPr>
-      </w:pPr>
-      <w:r>
-        <w:rPr>
-          <w:lang w:eastAsia="zh-CN"/>
-        </w:rPr>
-        <w:t>根据课程作业要求，报告重点保留三个评分证据：第一，项目公开可访问链接；第二，git clone 或部署完成截图；第三，问答测试结果截图与模型横向对比分析。本文档已经将相关证据位置预留为截图框，实际提交前应将占位框替换为本人运行环境中的真实截图。</w:t>
       </w:r>
     </w:p>
     <w:tbl>
@@ -1514,15 +1499,7 @@
                 <w:sz w:val="21"/>
                 <w:lang w:eastAsia="zh-CN"/>
               </w:rPr>
-              <w:t>CPU 推理速度较慢；运行期间需保持资源在线；模型较大，建议逐个下</w:t>
-            </w:r>
-            <w:r>
-              <w:rPr>
-                <w:sz w:val="21"/>
-                <w:lang w:eastAsia="zh-CN"/>
-              </w:rPr>
-              <w:lastRenderedPageBreak/>
-              <w:t>载测试</w:t>
+              <w:t>CPU 推理速度较慢；运行期间需保持资源在线；模型较大，建议逐个下载测试</w:t>
             </w:r>
           </w:p>
         </w:tc>
@@ -1577,6 +1554,7 @@
                 <w:noProof/>
                 <w:color w:val="5A5A5A"/>
               </w:rPr>
+              <w:lastRenderedPageBreak/>
               <w:drawing>
                 <wp:inline distT="0" distB="0" distL="0" distR="0" wp14:anchorId="367CBD3D" wp14:editId="6A7499E2">
                   <wp:extent cx="6188710" cy="3349625"/>
@@ -5847,85 +5825,69 @@
                 <w:sz w:val="17"/>
               </w:rPr>
             </w:pPr>
-            <w:proofErr w:type="gramStart"/>
-            <w:r>
-              <w:rPr>
-                <w:rFonts w:ascii="Consolas" w:eastAsia="Consolas" w:hAnsi="Consolas" w:hint="eastAsia"/>
-                <w:sz w:val="17"/>
-              </w:rPr>
-              <w:t>print(</w:t>
-            </w:r>
-            <w:proofErr w:type="gramEnd"/>
-            <w:r>
-              <w:rPr>
-                <w:rFonts w:ascii="Consolas" w:eastAsia="Consolas" w:hAnsi="Consolas" w:hint="eastAsia"/>
-                <w:sz w:val="17"/>
-              </w:rPr>
-              <w:t>"</w:t>
-            </w:r>
-            <w:proofErr w:type="spellStart"/>
+            <w:r>
+              <w:rPr>
+                <w:rFonts w:ascii="Consolas" w:eastAsia="Consolas" w:hAnsi="Consolas" w:hint="eastAsia"/>
+                <w:sz w:val="17"/>
+                <w:lang w:eastAsia="zh-CN"/>
+              </w:rPr>
+              <w:t>print("</w:t>
+            </w:r>
             <w:r>
               <w:rPr>
                 <w:rFonts w:cs="宋体" w:hint="eastAsia"/>
                 <w:sz w:val="17"/>
+                <w:lang w:eastAsia="zh-CN"/>
               </w:rPr>
               <w:t>输入</w:t>
             </w:r>
-            <w:proofErr w:type="spellEnd"/>
-            <w:r>
-              <w:rPr>
-                <w:rFonts w:ascii="Consolas" w:eastAsia="Consolas" w:hAnsi="Consolas" w:hint="eastAsia"/>
-                <w:sz w:val="17"/>
+            <w:r>
+              <w:rPr>
+                <w:rFonts w:ascii="Consolas" w:eastAsia="Consolas" w:hAnsi="Consolas" w:hint="eastAsia"/>
+                <w:sz w:val="17"/>
+                <w:lang w:eastAsia="zh-CN"/>
               </w:rPr>
               <w:t xml:space="preserve"> 1-5 </w:t>
             </w:r>
-            <w:proofErr w:type="spellStart"/>
             <w:r>
               <w:rPr>
                 <w:rFonts w:cs="宋体" w:hint="eastAsia"/>
                 <w:sz w:val="17"/>
+                <w:lang w:eastAsia="zh-CN"/>
               </w:rPr>
               <w:t>选择问题，输入</w:t>
             </w:r>
-            <w:proofErr w:type="spellEnd"/>
-            <w:r>
-              <w:rPr>
-                <w:rFonts w:ascii="Consolas" w:eastAsia="Consolas" w:hAnsi="Consolas" w:hint="eastAsia"/>
-                <w:sz w:val="17"/>
+            <w:r>
+              <w:rPr>
+                <w:rFonts w:ascii="Consolas" w:eastAsia="Consolas" w:hAnsi="Consolas" w:hint="eastAsia"/>
+                <w:sz w:val="17"/>
+                <w:lang w:eastAsia="zh-CN"/>
               </w:rPr>
               <w:t xml:space="preserve"> all </w:t>
             </w:r>
-            <w:proofErr w:type="spellStart"/>
             <w:r>
               <w:rPr>
                 <w:rFonts w:cs="宋体" w:hint="eastAsia"/>
                 <w:sz w:val="17"/>
+                <w:lang w:eastAsia="zh-CN"/>
               </w:rPr>
               <w:t>依次测试全部问题，输入</w:t>
             </w:r>
-            <w:proofErr w:type="spellEnd"/>
-            <w:r>
-              <w:rPr>
-                <w:rFonts w:ascii="Consolas" w:eastAsia="Consolas" w:hAnsi="Consolas" w:hint="eastAsia"/>
-                <w:sz w:val="17"/>
+            <w:r>
+              <w:rPr>
+                <w:rFonts w:ascii="Consolas" w:eastAsia="Consolas" w:hAnsi="Consolas" w:hint="eastAsia"/>
+                <w:sz w:val="17"/>
+                <w:lang w:eastAsia="zh-CN"/>
               </w:rPr>
               <w:t xml:space="preserve"> 0 </w:t>
             </w:r>
-            <w:proofErr w:type="spellStart"/>
             <w:r>
               <w:rPr>
                 <w:rFonts w:cs="宋体" w:hint="eastAsia"/>
                 <w:sz w:val="17"/>
-              </w:rPr>
-              <w:t>退出</w:t>
-            </w:r>
-            <w:proofErr w:type="spellEnd"/>
-            <w:r>
-              <w:rPr>
-                <w:rFonts w:cs="宋体" w:hint="eastAsia"/>
-                <w:sz w:val="17"/>
-              </w:rPr>
-              <w:t>。</w:t>
+                <w:lang w:eastAsia="zh-CN"/>
+              </w:rPr>
+              <w:t>退出。</w:t>
             </w:r>
             <w:r>
               <w:rPr>
@@ -13097,6 +13059,7 @@
   <w:style w:type="character" w:default="1" w:styleId="a2">
     <w:name w:val="Default Paragraph Font"/>
     <w:uiPriority w:val="1"/>
+    <w:semiHidden/>
     <w:unhideWhenUsed/>
   </w:style>
   <w:style w:type="table" w:default="1" w:styleId="a3">
